--- a/Csharp/Async Lab.docx
+++ b/Csharp/Async Lab.docx
@@ -201,18 +201,16 @@
           <w:szCs w:val="36"/>
           <w:lang w:val="en-US"/>
         </w:rPr>
-        <w:t xml:space="preserve"> </w:t>
-      </w:r>
-      <w:proofErr w:type="spellStart"/>
-      <w:r>
-        <w:rPr>
-          <w:sz w:val="36"/>
-          <w:szCs w:val="36"/>
-          <w:lang w:val="en-US"/>
-        </w:rPr>
-        <w:t>funcin</w:t>
-      </w:r>
-      <w:proofErr w:type="spellEnd"/>
+        <w:t xml:space="preserve"> func</w:t>
+      </w:r>
+      <w:r>
+        <w:rPr>
+          <w:sz w:val="36"/>
+          <w:szCs w:val="36"/>
+          <w:lang w:val="en-US"/>
+        </w:rPr>
+        <w:t>tion of</w:t>
+      </w:r>
       <w:r>
         <w:rPr>
           <w:sz w:val="36"/>
@@ -415,6 +413,236 @@
         </w:rPr>
         <w:t>Handle the specific exception in async</w:t>
       </w:r>
+    </w:p>
+    <w:p>
+      <w:pPr>
+        <w:rPr>
+          <w:sz w:val="36"/>
+          <w:szCs w:val="36"/>
+          <w:lang w:val="en-US"/>
+        </w:rPr>
+      </w:pPr>
+    </w:p>
+    <w:p>
+      <w:pPr>
+        <w:ind w:left="360"/>
+        <w:rPr>
+          <w:sz w:val="36"/>
+          <w:szCs w:val="36"/>
+          <w:lang w:val="en-US"/>
+        </w:rPr>
+      </w:pPr>
+      <w:r>
+        <w:rPr>
+          <w:sz w:val="36"/>
+          <w:szCs w:val="36"/>
+          <w:lang w:val="en-US"/>
+        </w:rPr>
+        <w:t xml:space="preserve">1V. Write an async function that accepts a string </w:t>
+      </w:r>
+      <w:proofErr w:type="spellStart"/>
+      <w:r>
+        <w:rPr>
+          <w:sz w:val="36"/>
+          <w:szCs w:val="36"/>
+          <w:lang w:val="en-US"/>
+        </w:rPr>
+        <w:t>url</w:t>
+      </w:r>
+      <w:proofErr w:type="spellEnd"/>
+      <w:r>
+        <w:rPr>
+          <w:sz w:val="36"/>
+          <w:szCs w:val="36"/>
+          <w:lang w:val="en-US"/>
+        </w:rPr>
+        <w:t xml:space="preserve"> as a param and awaits the </w:t>
+      </w:r>
+      <w:proofErr w:type="spellStart"/>
+      <w:r>
+        <w:rPr>
+          <w:sz w:val="36"/>
+          <w:szCs w:val="36"/>
+          <w:lang w:val="en-US"/>
+        </w:rPr>
+        <w:t>getAsyncstring</w:t>
+      </w:r>
+      <w:proofErr w:type="spellEnd"/>
+      <w:r>
+        <w:rPr>
+          <w:sz w:val="36"/>
+          <w:szCs w:val="36"/>
+          <w:lang w:val="en-US"/>
+        </w:rPr>
+        <w:t xml:space="preserve"> </w:t>
+      </w:r>
+      <w:proofErr w:type="spellStart"/>
+      <w:r>
+        <w:rPr>
+          <w:sz w:val="36"/>
+          <w:szCs w:val="36"/>
+          <w:lang w:val="en-US"/>
+        </w:rPr>
+        <w:t>func</w:t>
+      </w:r>
+      <w:proofErr w:type="spellEnd"/>
+      <w:r>
+        <w:rPr>
+          <w:sz w:val="36"/>
+          <w:szCs w:val="36"/>
+          <w:lang w:val="en-US"/>
+        </w:rPr>
+        <w:t xml:space="preserve"> in the </w:t>
+      </w:r>
+      <w:proofErr w:type="spellStart"/>
+      <w:r>
+        <w:rPr>
+          <w:sz w:val="36"/>
+          <w:szCs w:val="36"/>
+          <w:lang w:val="en-US"/>
+        </w:rPr>
+        <w:t>httpclient</w:t>
+      </w:r>
+      <w:proofErr w:type="spellEnd"/>
+      <w:r>
+        <w:rPr>
+          <w:sz w:val="36"/>
+          <w:szCs w:val="36"/>
+          <w:lang w:val="en-US"/>
+        </w:rPr>
+        <w:t xml:space="preserve"> class before printing the contents of the </w:t>
+      </w:r>
+      <w:proofErr w:type="spellStart"/>
+      <w:r>
+        <w:rPr>
+          <w:sz w:val="36"/>
+          <w:szCs w:val="36"/>
+          <w:lang w:val="en-US"/>
+        </w:rPr>
+        <w:t>Url</w:t>
+      </w:r>
+      <w:proofErr w:type="spellEnd"/>
+      <w:r>
+        <w:rPr>
+          <w:sz w:val="36"/>
+          <w:szCs w:val="36"/>
+          <w:lang w:val="en-US"/>
+        </w:rPr>
+        <w:t>.</w:t>
+      </w:r>
+    </w:p>
+    <w:p>
+      <w:pPr>
+        <w:pStyle w:val="ListParagraph"/>
+        <w:numPr>
+          <w:ilvl w:val="0"/>
+          <w:numId w:val="5"/>
+        </w:numPr>
+        <w:rPr>
+          <w:sz w:val="36"/>
+          <w:szCs w:val="36"/>
+          <w:lang w:val="en-US"/>
+        </w:rPr>
+      </w:pPr>
+      <w:r>
+        <w:rPr>
+          <w:sz w:val="36"/>
+          <w:szCs w:val="36"/>
+          <w:lang w:val="en-US"/>
+        </w:rPr>
+        <w:lastRenderedPageBreak/>
+        <w:t xml:space="preserve">Use the overload of the </w:t>
+      </w:r>
+      <w:proofErr w:type="spellStart"/>
+      <w:r>
+        <w:rPr>
+          <w:sz w:val="36"/>
+          <w:szCs w:val="36"/>
+          <w:lang w:val="en-US"/>
+        </w:rPr>
+        <w:t>getasyncstring</w:t>
+      </w:r>
+      <w:proofErr w:type="spellEnd"/>
+      <w:r>
+        <w:rPr>
+          <w:sz w:val="36"/>
+          <w:szCs w:val="36"/>
+          <w:lang w:val="en-US"/>
+        </w:rPr>
+        <w:t xml:space="preserve"> method which takes the </w:t>
+      </w:r>
+      <w:proofErr w:type="spellStart"/>
+      <w:r>
+        <w:rPr>
+          <w:sz w:val="36"/>
+          <w:szCs w:val="36"/>
+          <w:lang w:val="en-US"/>
+        </w:rPr>
+        <w:t>cancellationToken</w:t>
+      </w:r>
+      <w:proofErr w:type="spellEnd"/>
+      <w:r>
+        <w:rPr>
+          <w:sz w:val="36"/>
+          <w:szCs w:val="36"/>
+          <w:lang w:val="en-US"/>
+        </w:rPr>
+        <w:t xml:space="preserve"> as the param &amp; cancels the request after 5 seconds.</w:t>
+      </w:r>
+    </w:p>
+    <w:p>
+      <w:pPr>
+        <w:pStyle w:val="ListParagraph"/>
+        <w:numPr>
+          <w:ilvl w:val="0"/>
+          <w:numId w:val="5"/>
+        </w:numPr>
+        <w:rPr>
+          <w:sz w:val="36"/>
+          <w:szCs w:val="36"/>
+          <w:lang w:val="en-US"/>
+        </w:rPr>
+      </w:pPr>
+      <w:r>
+        <w:rPr>
+          <w:sz w:val="36"/>
+          <w:szCs w:val="36"/>
+          <w:lang w:val="en-US"/>
+        </w:rPr>
+        <w:t>Handle exception thrown as a result of cancellation</w:t>
+      </w:r>
+    </w:p>
+    <w:p>
+      <w:pPr>
+        <w:pStyle w:val="ListParagraph"/>
+        <w:numPr>
+          <w:ilvl w:val="0"/>
+          <w:numId w:val="5"/>
+        </w:numPr>
+        <w:rPr>
+          <w:sz w:val="36"/>
+          <w:szCs w:val="36"/>
+          <w:lang w:val="en-US"/>
+        </w:rPr>
+      </w:pPr>
+      <w:r>
+        <w:rPr>
+          <w:sz w:val="36"/>
+          <w:szCs w:val="36"/>
+          <w:lang w:val="en-US"/>
+        </w:rPr>
+        <w:t xml:space="preserve">Call your new function in the </w:t>
+      </w:r>
+      <w:proofErr w:type="spellStart"/>
+      <w:r>
+        <w:rPr>
+          <w:sz w:val="36"/>
+          <w:szCs w:val="36"/>
+          <w:lang w:val="en-US"/>
+        </w:rPr>
+        <w:t>Program.cs</w:t>
+      </w:r>
+      <w:proofErr w:type="spellEnd"/>
     </w:p>
     <w:sectPr>
       <w:pgSz w:w="11906" w:h="16838"/>
@@ -542,6 +770,119 @@
     </w:lvl>
   </w:abstractNum>
   <w:abstractNum w:abstractNumId="1" w15:restartNumberingAfterBreak="0">
+    <w:nsid w:val="40567658"/>
+    <w:multiLevelType w:val="hybridMultilevel"/>
+    <w:tmpl w:val="BF1C2970"/>
+    <w:lvl w:ilvl="0" w:tplc="40090001">
+      <w:start w:val="1"/>
+      <w:numFmt w:val="bullet"/>
+      <w:lvlText w:val=""/>
+      <w:lvlJc w:val="left"/>
+      <w:pPr>
+        <w:ind w:left="1080" w:hanging="360"/>
+      </w:pPr>
+      <w:rPr>
+        <w:rFonts w:ascii="Symbol" w:hAnsi="Symbol" w:hint="default"/>
+      </w:rPr>
+    </w:lvl>
+    <w:lvl w:ilvl="1" w:tplc="40090003" w:tentative="1">
+      <w:start w:val="1"/>
+      <w:numFmt w:val="bullet"/>
+      <w:lvlText w:val="o"/>
+      <w:lvlJc w:val="left"/>
+      <w:pPr>
+        <w:ind w:left="1800" w:hanging="360"/>
+      </w:pPr>
+      <w:rPr>
+        <w:rFonts w:ascii="Courier New" w:hAnsi="Courier New" w:cs="Courier New" w:hint="default"/>
+      </w:rPr>
+    </w:lvl>
+    <w:lvl w:ilvl="2" w:tplc="40090005" w:tentative="1">
+      <w:start w:val="1"/>
+      <w:numFmt w:val="bullet"/>
+      <w:lvlText w:val=""/>
+      <w:lvlJc w:val="left"/>
+      <w:pPr>
+        <w:ind w:left="2520" w:hanging="360"/>
+      </w:pPr>
+      <w:rPr>
+        <w:rFonts w:ascii="Wingdings" w:hAnsi="Wingdings" w:hint="default"/>
+      </w:rPr>
+    </w:lvl>
+    <w:lvl w:ilvl="3" w:tplc="40090001" w:tentative="1">
+      <w:start w:val="1"/>
+      <w:numFmt w:val="bullet"/>
+      <w:lvlText w:val=""/>
+      <w:lvlJc w:val="left"/>
+      <w:pPr>
+        <w:ind w:left="3240" w:hanging="360"/>
+      </w:pPr>
+      <w:rPr>
+        <w:rFonts w:ascii="Symbol" w:hAnsi="Symbol" w:hint="default"/>
+      </w:rPr>
+    </w:lvl>
+    <w:lvl w:ilvl="4" w:tplc="40090003" w:tentative="1">
+      <w:start w:val="1"/>
+      <w:numFmt w:val="bullet"/>
+      <w:lvlText w:val="o"/>
+      <w:lvlJc w:val="left"/>
+      <w:pPr>
+        <w:ind w:left="3960" w:hanging="360"/>
+      </w:pPr>
+      <w:rPr>
+        <w:rFonts w:ascii="Courier New" w:hAnsi="Courier New" w:cs="Courier New" w:hint="default"/>
+      </w:rPr>
+    </w:lvl>
+    <w:lvl w:ilvl="5" w:tplc="40090005" w:tentative="1">
+      <w:start w:val="1"/>
+      <w:numFmt w:val="bullet"/>
+      <w:lvlText w:val=""/>
+      <w:lvlJc w:val="left"/>
+      <w:pPr>
+        <w:ind w:left="4680" w:hanging="360"/>
+      </w:pPr>
+      <w:rPr>
+        <w:rFonts w:ascii="Wingdings" w:hAnsi="Wingdings" w:hint="default"/>
+      </w:rPr>
+    </w:lvl>
+    <w:lvl w:ilvl="6" w:tplc="40090001" w:tentative="1">
+      <w:start w:val="1"/>
+      <w:numFmt w:val="bullet"/>
+      <w:lvlText w:val=""/>
+      <w:lvlJc w:val="left"/>
+      <w:pPr>
+        <w:ind w:left="5400" w:hanging="360"/>
+      </w:pPr>
+      <w:rPr>
+        <w:rFonts w:ascii="Symbol" w:hAnsi="Symbol" w:hint="default"/>
+      </w:rPr>
+    </w:lvl>
+    <w:lvl w:ilvl="7" w:tplc="40090003" w:tentative="1">
+      <w:start w:val="1"/>
+      <w:numFmt w:val="bullet"/>
+      <w:lvlText w:val="o"/>
+      <w:lvlJc w:val="left"/>
+      <w:pPr>
+        <w:ind w:left="6120" w:hanging="360"/>
+      </w:pPr>
+      <w:rPr>
+        <w:rFonts w:ascii="Courier New" w:hAnsi="Courier New" w:cs="Courier New" w:hint="default"/>
+      </w:rPr>
+    </w:lvl>
+    <w:lvl w:ilvl="8" w:tplc="40090005" w:tentative="1">
+      <w:start w:val="1"/>
+      <w:numFmt w:val="bullet"/>
+      <w:lvlText w:val=""/>
+      <w:lvlJc w:val="left"/>
+      <w:pPr>
+        <w:ind w:left="6840" w:hanging="360"/>
+      </w:pPr>
+      <w:rPr>
+        <w:rFonts w:ascii="Wingdings" w:hAnsi="Wingdings" w:hint="default"/>
+      </w:rPr>
+    </w:lvl>
+  </w:abstractNum>
+  <w:abstractNum w:abstractNumId="2" w15:restartNumberingAfterBreak="0">
     <w:nsid w:val="43C17F05"/>
     <w:multiLevelType w:val="hybridMultilevel"/>
     <w:tmpl w:val="8C7C1166"/>
@@ -654,7 +995,7 @@
       </w:rPr>
     </w:lvl>
   </w:abstractNum>
-  <w:abstractNum w:abstractNumId="2" w15:restartNumberingAfterBreak="0">
+  <w:abstractNum w:abstractNumId="3" w15:restartNumberingAfterBreak="0">
     <w:nsid w:val="61F71A7A"/>
     <w:multiLevelType w:val="hybridMultilevel"/>
     <w:tmpl w:val="D054B62C"/>
@@ -767,14 +1108,133 @@
       </w:rPr>
     </w:lvl>
   </w:abstractNum>
+  <w:abstractNum w:abstractNumId="4" w15:restartNumberingAfterBreak="0">
+    <w:nsid w:val="77D16F9C"/>
+    <w:multiLevelType w:val="hybridMultilevel"/>
+    <w:tmpl w:val="091CE7DC"/>
+    <w:lvl w:ilvl="0" w:tplc="40090001">
+      <w:start w:val="1"/>
+      <w:numFmt w:val="bullet"/>
+      <w:lvlText w:val=""/>
+      <w:lvlJc w:val="left"/>
+      <w:pPr>
+        <w:ind w:left="720" w:hanging="360"/>
+      </w:pPr>
+      <w:rPr>
+        <w:rFonts w:ascii="Symbol" w:hAnsi="Symbol" w:hint="default"/>
+      </w:rPr>
+    </w:lvl>
+    <w:lvl w:ilvl="1" w:tplc="40090003" w:tentative="1">
+      <w:start w:val="1"/>
+      <w:numFmt w:val="bullet"/>
+      <w:lvlText w:val="o"/>
+      <w:lvlJc w:val="left"/>
+      <w:pPr>
+        <w:ind w:left="1440" w:hanging="360"/>
+      </w:pPr>
+      <w:rPr>
+        <w:rFonts w:ascii="Courier New" w:hAnsi="Courier New" w:cs="Courier New" w:hint="default"/>
+      </w:rPr>
+    </w:lvl>
+    <w:lvl w:ilvl="2" w:tplc="40090005" w:tentative="1">
+      <w:start w:val="1"/>
+      <w:numFmt w:val="bullet"/>
+      <w:lvlText w:val=""/>
+      <w:lvlJc w:val="left"/>
+      <w:pPr>
+        <w:ind w:left="2160" w:hanging="360"/>
+      </w:pPr>
+      <w:rPr>
+        <w:rFonts w:ascii="Wingdings" w:hAnsi="Wingdings" w:hint="default"/>
+      </w:rPr>
+    </w:lvl>
+    <w:lvl w:ilvl="3" w:tplc="40090001" w:tentative="1">
+      <w:start w:val="1"/>
+      <w:numFmt w:val="bullet"/>
+      <w:lvlText w:val=""/>
+      <w:lvlJc w:val="left"/>
+      <w:pPr>
+        <w:ind w:left="2880" w:hanging="360"/>
+      </w:pPr>
+      <w:rPr>
+        <w:rFonts w:ascii="Symbol" w:hAnsi="Symbol" w:hint="default"/>
+      </w:rPr>
+    </w:lvl>
+    <w:lvl w:ilvl="4" w:tplc="40090003" w:tentative="1">
+      <w:start w:val="1"/>
+      <w:numFmt w:val="bullet"/>
+      <w:lvlText w:val="o"/>
+      <w:lvlJc w:val="left"/>
+      <w:pPr>
+        <w:ind w:left="3600" w:hanging="360"/>
+      </w:pPr>
+      <w:rPr>
+        <w:rFonts w:ascii="Courier New" w:hAnsi="Courier New" w:cs="Courier New" w:hint="default"/>
+      </w:rPr>
+    </w:lvl>
+    <w:lvl w:ilvl="5" w:tplc="40090005" w:tentative="1">
+      <w:start w:val="1"/>
+      <w:numFmt w:val="bullet"/>
+      <w:lvlText w:val=""/>
+      <w:lvlJc w:val="left"/>
+      <w:pPr>
+        <w:ind w:left="4320" w:hanging="360"/>
+      </w:pPr>
+      <w:rPr>
+        <w:rFonts w:ascii="Wingdings" w:hAnsi="Wingdings" w:hint="default"/>
+      </w:rPr>
+    </w:lvl>
+    <w:lvl w:ilvl="6" w:tplc="40090001" w:tentative="1">
+      <w:start w:val="1"/>
+      <w:numFmt w:val="bullet"/>
+      <w:lvlText w:val=""/>
+      <w:lvlJc w:val="left"/>
+      <w:pPr>
+        <w:ind w:left="5040" w:hanging="360"/>
+      </w:pPr>
+      <w:rPr>
+        <w:rFonts w:ascii="Symbol" w:hAnsi="Symbol" w:hint="default"/>
+      </w:rPr>
+    </w:lvl>
+    <w:lvl w:ilvl="7" w:tplc="40090003" w:tentative="1">
+      <w:start w:val="1"/>
+      <w:numFmt w:val="bullet"/>
+      <w:lvlText w:val="o"/>
+      <w:lvlJc w:val="left"/>
+      <w:pPr>
+        <w:ind w:left="5760" w:hanging="360"/>
+      </w:pPr>
+      <w:rPr>
+        <w:rFonts w:ascii="Courier New" w:hAnsi="Courier New" w:cs="Courier New" w:hint="default"/>
+      </w:rPr>
+    </w:lvl>
+    <w:lvl w:ilvl="8" w:tplc="40090005" w:tentative="1">
+      <w:start w:val="1"/>
+      <w:numFmt w:val="bullet"/>
+      <w:lvlText w:val=""/>
+      <w:lvlJc w:val="left"/>
+      <w:pPr>
+        <w:ind w:left="6480" w:hanging="360"/>
+      </w:pPr>
+      <w:rPr>
+        <w:rFonts w:ascii="Wingdings" w:hAnsi="Wingdings" w:hint="default"/>
+      </w:rPr>
+    </w:lvl>
+  </w:abstractNum>
   <w:num w:numId="1" w16cid:durableId="364986236">
-    <w:abstractNumId w:val="1"/>
+    <w:abstractNumId w:val="2"/>
   </w:num>
   <w:num w:numId="2" w16cid:durableId="290283942">
-    <w:abstractNumId w:val="2"/>
+    <w:abstractNumId w:val="3"/>
   </w:num>
   <w:num w:numId="3" w16cid:durableId="204148193">
     <w:abstractNumId w:val="0"/>
+  </w:num>
+  <w:num w:numId="4" w16cid:durableId="1482581357">
+    <w:abstractNumId w:val="1"/>
+  </w:num>
+  <w:num w:numId="5" w16cid:durableId="522791864">
+    <w:abstractNumId w:val="4"/>
   </w:num>
 </w:numbering>
 </file>
